--- a/src/Parchment.Tests/Docx/ExcelsiorTableTests.NestedPathRendersAsExcelsiorTable.verified.docx
+++ b/src/Parchment.Tests/Docx/ExcelsiorTableTests.NestedPathRendersAsExcelsiorTable.verified.docx
@@ -22,6 +22,12 @@
           <w:insideH w:val="single" w:sz="4"/>
           <w:insideV w:val="single" w:sz="4"/>
         </w:tblBorders>
+        <w:tblCellMar>
+          <w:top w:w="0" w:type="dxa"/>
+          <w:start w:w="108" w:type="dxa"/>
+          <w:bottom w:w="0" w:type="dxa"/>
+          <w:end w:w="108" w:type="dxa"/>
+        </w:tblCellMar>
       </w:tblPr>
       <w:tblGrid>
         <w:gridCol/>

--- a/src/Parchment.Tests/Docx/ExcelsiorTableTests.NestedPathRendersAsExcelsiorTable.verified.docx
+++ b/src/Parchment.Tests/Docx/ExcelsiorTableTests.NestedPathRendersAsExcelsiorTable.verified.docx
@@ -28,6 +28,7 @@
           <w:bottom w:w="0" w:type="dxa"/>
           <w:end w:w="108" w:type="dxa"/>
         </w:tblCellMar>
+        <w:tblLook w:val="04A0" w:firstRow="true" w:lastRow="false" w:firstColumn="false" w:lastColumn="false" w:noHBand="false" w:noVBand="true"/>
       </w:tblPr>
       <w:tblGrid>
         <w:gridCol/>

--- a/src/Parchment.Tests/Docx/ExcelsiorTableTests.NestedPathRendersAsExcelsiorTable.verified.docx
+++ b/src/Parchment.Tests/Docx/ExcelsiorTableTests.NestedPathRendersAsExcelsiorTable.verified.docx
@@ -102,7 +102,7 @@
     </w:p>
     <w:sectPr>
       <w:pgSz w:w="12240" w:h="15840"/>
-      <w:pgMar w:top="1440" w:right="1440" w:bottom="1440" w:left="1440" w:header="720" w:footer="720"/>
+      <w:pgMar w:top="500" w:right="500" w:bottom="500" w:left="500" w:header="720" w:footer="720"/>
     </w:sectPr>
   </w:body>
 </w:document>

--- a/src/Parchment.Tests/Docx/ExcelsiorTableTests.NestedPathRendersAsExcelsiorTable.verified.docx
+++ b/src/Parchment.Tests/Docx/ExcelsiorTableTests.NestedPathRendersAsExcelsiorTable.verified.docx
@@ -101,8 +101,14 @@
       </w:r>
     </w:p>
     <w:sectPr>
-      <w:pgSz w:w="12240" w:h="15840"/>
+      <w:pgSz w:w="6500" w:h="8000"/>
       <w:pgMar w:top="500" w:right="500" w:bottom="500" w:left="500" w:header="720" w:footer="720"/>
+      <w:pgBorders w:zOrder="front" w:display="allPages" w:offsetFrom="page">
+        <w:top w:val="single" w:color="000000" w:sz="4" w:space="0"/>
+        <w:left w:val="single" w:color="000000" w:sz="4" w:space="0"/>
+        <w:bottom w:val="single" w:color="000000" w:sz="4" w:space="0"/>
+        <w:right w:val="single" w:color="000000" w:sz="4" w:space="0"/>
+      </w:pgBorders>
     </w:sectPr>
   </w:body>
 </w:document>

--- a/src/Parchment.Tests/Docx/ExcelsiorTableTests.NestedPathRendersAsExcelsiorTable.verified.docx
+++ b/src/Parchment.Tests/Docx/ExcelsiorTableTests.NestedPathRendersAsExcelsiorTable.verified.docx
@@ -14,20 +14,8 @@
     </w:p>
     <w:tbl>
       <w:tblPr>
-        <w:tblBorders>
-          <w:top w:val="single" w:sz="4"/>
-          <w:bottom w:val="single" w:sz="4"/>
-          <w:left w:val="single" w:sz="4"/>
-          <w:right w:val="single" w:sz="4"/>
-          <w:insideH w:val="single" w:sz="4"/>
-          <w:insideV w:val="single" w:sz="4"/>
-        </w:tblBorders>
-        <w:tblCellMar>
-          <w:top w:w="0" w:type="dxa"/>
-          <w:start w:w="108" w:type="dxa"/>
-          <w:bottom w:w="0" w:type="dxa"/>
-          <w:end w:w="108" w:type="dxa"/>
-        </w:tblCellMar>
+        <w:tblStyle w:val="TableGrid"/>
+        <w:tblW w:w="5000" w:type="pct"/>
         <w:tblLook w:val="04A0" w:firstRow="true" w:lastRow="false" w:firstColumn="false" w:lastColumn="false" w:noHBand="false" w:noVBand="true"/>
       </w:tblPr>
       <w:tblGrid>
@@ -149,5 +137,38 @@
   <w:style w:type="character" w:styleId="Hyperlink">
     <w:name w:val="Hyperlink"/>
   </w:style>
+  <w:style w:type="table" w:styleId="TableNormal" w:default="true">
+    <w:name w:val="Normal Table"/>
+    <w:uiPriority w:val="99"/>
+    <w:semiHidden/>
+    <w:unhideWhenUsed/>
+    <w:tblPr>
+      <w:tblInd w:w="0" w:type="dxa"/>
+      <w:tblCellMar>
+        <w:top w:w="0" w:type="dxa"/>
+        <w:start w:w="108" w:type="dxa"/>
+        <w:bottom w:w="0" w:type="dxa"/>
+        <w:end w:w="108" w:type="dxa"/>
+      </w:tblCellMar>
+    </w:tblPr>
+  </w:style>
+  <w:style w:type="table" w:styleId="TableGrid">
+    <w:name w:val="Table Grid"/>
+    <w:basedOn w:val="TableNormal"/>
+    <w:uiPriority w:val="39"/>
+    <w:pPr>
+      <w:spacing w:after="0" w:line="240" w:lineRule="auto"/>
+    </w:pPr>
+    <w:tblPr>
+      <w:tblBorders>
+        <w:top w:val="single" w:color="auto" w:sz="4" w:space="0"/>
+        <w:left w:val="single" w:color="auto" w:sz="4" w:space="0"/>
+        <w:bottom w:val="single" w:color="auto" w:sz="4" w:space="0"/>
+        <w:right w:val="single" w:color="auto" w:sz="4" w:space="0"/>
+        <w:insideH w:val="single" w:color="auto" w:sz="4" w:space="0"/>
+        <w:insideV w:val="single" w:color="auto" w:sz="4" w:space="0"/>
+      </w:tblBorders>
+    </w:tblPr>
+  </w:style>
 </w:styles>
 </file>
--- a/src/Parchment.Tests/Docx/ExcelsiorTableTests.NestedPathRendersAsExcelsiorTable.verified.docx
+++ b/src/Parchment.Tests/Docx/ExcelsiorTableTests.NestedPathRendersAsExcelsiorTable.verified.docx
@@ -26,7 +26,7 @@
         <w:tc>
           <w:p>
             <w:pPr>
-              <w:jc w:val="center"/>
+              <w:jc w:val="left"/>
             </w:pPr>
             <w:r>
               <w:rPr>
@@ -39,7 +39,7 @@
         <w:tc>
           <w:p>
             <w:pPr>
-              <w:jc w:val="center"/>
+              <w:jc w:val="left"/>
             </w:pPr>
             <w:r>
               <w:rPr>
